--- a/courts/ninth-circuit/bankruptcy-appellate-panel/answering-brief/usage/OUTPUT-answering-brief.docx
+++ b/courts/ninth-circuit/bankruptcy-appellate-panel/answering-brief/usage/OUTPUT-answering-brief.docx
@@ -4869,7 +4869,7 @@
 </file>
 
 <file path=word/styles.xml><?xml version="1.0" encoding="utf-8"?>
-<w:styles xmlns:r="http://schemas.openxmlformats.org/officeDocument/2006/relationships" xmlns:w="http://schemas.openxmlformats.org/wordprocessingml/2006/main">
+<w:styles xmlns:w="http://schemas.openxmlformats.org/wordprocessingml/2006/main" xmlns:r="http://schemas.openxmlformats.org/officeDocument/2006/relationships">
   <w:docDefaults>
     <w:rPrDefault>
       <w:rPr>
@@ -4929,7 +4929,7 @@
       <w:jc w:val="center"/>
     </w:pPr>
     <w:rPr>
-      <w:rFonts w:asciiTheme="majorHAnsi" w:eastAsiaTheme="majorEastAsia" w:hAnsiTheme="majorHAnsi" w:cstheme="majorBidi"/>
+      <w:rFonts w:cstheme="majorBidi"/>
       <w:sz w:val="56"/>
       <w:szCs w:val="56"/>
     </w:rPr>
@@ -4941,7 +4941,7 @@
     <w:uiPriority w:val="10"/>
     <w:rsid w:val="00A10FD9"/>
     <w:rPr>
-      <w:rFonts w:asciiTheme="majorHAnsi" w:eastAsiaTheme="majorEastAsia" w:hAnsiTheme="majorHAnsi" w:cstheme="majorBidi"/>
+      <w:rFonts w:cstheme="majorBidi"/>
       <w:sz w:val="56"/>
       <w:szCs w:val="56"/>
     </w:rPr>
@@ -4960,7 +4960,7 @@
       </w:numPr>
     </w:pPr>
     <w:rPr>
-      <w:rFonts w:eastAsiaTheme="majorEastAsia" w:cstheme="majorBidi"/>
+      <w:rFonts w:cstheme="majorBidi"/>
       <w:spacing w:val="15"/>
       <w:sz w:val="28"/>
       <w:szCs w:val="28"/>
@@ -4973,7 +4973,7 @@
     <w:uiPriority w:val="11"/>
     <w:rsid w:val="00A10FD9"/>
     <w:rPr>
-      <w:rFonts w:eastAsiaTheme="majorEastAsia" w:cstheme="majorBidi"/>
+      <w:rFonts w:cstheme="majorBidi"/>
       <w:color w:val="595959" w:themeColor="text1" w:themeTint="A6"/>
       <w:spacing w:val="15"/>
       <w:sz w:val="28"/>
@@ -5197,7 +5197,7 @@
       <w:outlineLvl w:val="5"/>
     </w:pPr>
     <w:rPr>
-      <w:rFonts w:eastAsiaTheme="majorEastAsia" w:cstheme="majorBidi"/>
+      <w:rFonts w:cstheme="majorBidi"/>
       <w:i/>
       <w:iCs/>
       <w:color w:val="595959" w:themeColor="text1" w:themeTint="A6"/>
@@ -5220,7 +5220,7 @@
       <w:outlineLvl w:val="6"/>
     </w:pPr>
     <w:rPr>
-      <w:rFonts w:eastAsiaTheme="majorEastAsia" w:cstheme="majorBidi"/>
+      <w:rFonts w:cstheme="majorBidi"/>
       <w:color w:val="595959" w:themeColor="text1" w:themeTint="A6"/>
     </w:rPr>
   </w:style>
@@ -5241,7 +5241,7 @@
       <w:outlineLvl w:val="7"/>
     </w:pPr>
     <w:rPr>
-      <w:rFonts w:eastAsiaTheme="majorEastAsia" w:cstheme="majorBidi"/>
+      <w:rFonts w:cstheme="majorBidi"/>
       <w:i/>
       <w:iCs/>
       <w:color w:val="272727" w:themeColor="text1" w:themeTint="D8"/>
@@ -5264,7 +5264,7 @@
       <w:outlineLvl w:val="8"/>
     </w:pPr>
     <w:rPr>
-      <w:rFonts w:eastAsiaTheme="majorEastAsia" w:cstheme="majorBidi"/>
+      <w:rFonts w:cstheme="majorBidi"/>
       <w:color w:val="272727" w:themeColor="text1" w:themeTint="D8"/>
     </w:rPr>
   </w:style>
@@ -5275,7 +5275,7 @@
     <w:uiPriority w:val="9"/>
     <w:rsid w:val="00A10FD9"/>
     <w:rPr>
-      <w:rFonts w:asciiTheme="majorHAnsi" w:eastAsiaTheme="majorEastAsia" w:hAnsiTheme="majorHAnsi" w:cstheme="majorBidi"/>
+      <w:rFonts w:cstheme="majorBidi"/>
       <w:color w:val="0F4761" w:themeColor="accent1" w:themeShade="BF"/>
       <w:sz w:val="40"/>
       <w:szCs w:val="40"/>
@@ -5289,7 +5289,7 @@
     <w:semiHidden/>
     <w:rsid w:val="00A10FD9"/>
     <w:rPr>
-      <w:rFonts w:asciiTheme="majorHAnsi" w:eastAsiaTheme="majorEastAsia" w:hAnsiTheme="majorHAnsi" w:cstheme="majorBidi"/>
+      <w:rFonts w:cstheme="majorBidi"/>
       <w:color w:val="0F4761" w:themeColor="accent1" w:themeShade="BF"/>
       <w:sz w:val="32"/>
       <w:szCs w:val="32"/>
@@ -5303,7 +5303,7 @@
     <w:semiHidden/>
     <w:rsid w:val="00A10FD9"/>
     <w:rPr>
-      <w:rFonts w:eastAsiaTheme="majorEastAsia" w:cstheme="majorBidi"/>
+      <w:rFonts w:cstheme="majorBidi"/>
       <w:color w:val="0F4761" w:themeColor="accent1" w:themeShade="BF"/>
       <w:sz w:val="28"/>
       <w:szCs w:val="28"/>
@@ -5317,7 +5317,7 @@
     <w:semiHidden/>
     <w:rsid w:val="00A10FD9"/>
     <w:rPr>
-      <w:rFonts w:eastAsiaTheme="majorEastAsia" w:cstheme="majorBidi"/>
+      <w:rFonts w:cstheme="majorBidi"/>
       <w:i/>
       <w:iCs/>
       <w:color w:val="0F4761" w:themeColor="accent1" w:themeShade="BF"/>
@@ -5331,7 +5331,7 @@
     <w:semiHidden/>
     <w:rsid w:val="00A10FD9"/>
     <w:rPr>
-      <w:rFonts w:eastAsiaTheme="majorEastAsia" w:cstheme="majorBidi"/>
+      <w:rFonts w:cstheme="majorBidi"/>
       <w:color w:val="0F4761" w:themeColor="accent1" w:themeShade="BF"/>
     </w:rPr>
   </w:style>
@@ -5343,7 +5343,7 @@
     <w:semiHidden/>
     <w:rsid w:val="00A10FD9"/>
     <w:rPr>
-      <w:rFonts w:eastAsiaTheme="majorEastAsia" w:cstheme="majorBidi"/>
+      <w:rFonts w:cstheme="majorBidi"/>
       <w:i/>
       <w:iCs/>
       <w:color w:val="595959" w:themeColor="text1" w:themeTint="A6"/>
@@ -5357,7 +5357,7 @@
     <w:semiHidden/>
     <w:rsid w:val="00A10FD9"/>
     <w:rPr>
-      <w:rFonts w:eastAsiaTheme="majorEastAsia" w:cstheme="majorBidi"/>
+      <w:rFonts w:cstheme="majorBidi"/>
       <w:color w:val="595959" w:themeColor="text1" w:themeTint="A6"/>
     </w:rPr>
   </w:style>
@@ -5369,7 +5369,7 @@
     <w:semiHidden/>
     <w:rsid w:val="00A10FD9"/>
     <w:rPr>
-      <w:rFonts w:eastAsiaTheme="majorEastAsia" w:cstheme="majorBidi"/>
+      <w:rFonts w:cstheme="majorBidi"/>
       <w:i/>
       <w:iCs/>
       <w:color w:val="272727" w:themeColor="text1" w:themeTint="D8"/>
@@ -5383,7 +5383,7 @@
     <w:semiHidden/>
     <w:rsid w:val="00A10FD9"/>
     <w:rPr>
-      <w:rFonts w:eastAsiaTheme="majorEastAsia" w:cstheme="majorBidi"/>
+      <w:rFonts w:cstheme="majorBidi"/>
       <w:color w:val="272727" w:themeColor="text1" w:themeTint="D8"/>
     </w:rPr>
   </w:style>
@@ -5556,7 +5556,7 @@
       <w:outlineLvl w:val="9"/>
     </w:pPr>
     <w:rPr>
-      <w:rFonts w:asciiTheme="majorHAnsi" w:eastAsiaTheme="majorEastAsia" w:hAnsiTheme="majorHAnsi" w:cstheme="majorBidi"/>
+      <w:rFonts w:cstheme="majorBidi"/>
       <w:b w:val="0"/>
       <w:bCs w:val="0"/>
       <w:color w:val="365F91" w:themeColor="accent1" w:themeShade="BF"/>
@@ -5842,7 +5842,7 @@
     </a:clrScheme>
     <a:fontScheme name="Office">
       <a:majorFont>
-        <a:latin typeface="Aptos Display" panose="02110004020202020204"/>
+        <a:latin typeface="Times New Roman" panose="02110004020202020204"/>
         <a:ea typeface=""/>
         <a:cs typeface=""/>
         <a:font script="Jpan" typeface="游ゴシック Light"/>
@@ -5894,7 +5894,7 @@
         <a:font script="Tfng" typeface="Ebrima"/>
       </a:majorFont>
       <a:minorFont>
-        <a:latin typeface="Aptos" panose="02110004020202020204"/>
+        <a:latin typeface="Times New Roman" panose="02110004020202020204"/>
         <a:ea typeface=""/>
         <a:cs typeface=""/>
         <a:font script="Jpan" typeface="游明朝"/>
